--- a/문서/기관별/질의서_관광산업과.docx
+++ b/문서/기관별/질의서_관광산업과.docx
@@ -44,7 +44,7 @@
           <w:color w:val="6B7280"/>
           <w:sz w:val="20"/>
         </w:rPr>
-        <w:t>2026년 행정사무감사 · 작성 2026. 09. 18.</w:t>
+        <w:t>2026년 행정사무감사 · 작성 2026. 09. 23.</w:t>
       </w:r>
     </w:p>
     <w:p>
@@ -462,6 +462,77 @@
     </w:p>
     <w:p>
       <w:pPr>
+        <w:spacing w:after="20" w:before="0" w:line="324" w:lineRule="auto"/>
+        <w:ind w:left="113"/>
+      </w:pPr>
+      <w:r>
+        <w:rPr>
+          <w:rFonts w:ascii="맑은 고딕" w:hAnsi="맑은 고딕" w:eastAsia="맑은 고딕"/>
+          <w:b/>
+          <w:sz w:val="21"/>
+        </w:rPr>
+        <w:t xml:space="preserve">6. </w:t>
+      </w:r>
+      <w:r>
+        <w:rPr>
+          <w:rFonts w:ascii="맑은 고딕" w:hAnsi="맑은 고딕" w:eastAsia="맑은 고딕"/>
+          <w:b/>
+          <w:sz w:val="21"/>
+        </w:rPr>
+        <w:t>관광 성과지표 전환</w:t>
+      </w:r>
+    </w:p>
+    <w:p>
+      <w:pPr>
+        <w:spacing w:after="20" w:before="0" w:line="324" w:lineRule="auto"/>
+        <w:ind w:left="454"/>
+      </w:pPr>
+      <w:r>
+        <w:rPr>
+          <w:rFonts w:ascii="맑은 고딕" w:hAnsi="맑은 고딕" w:eastAsia="맑은 고딕"/>
+          <w:b w:val="0"/>
+          <w:sz w:val="21"/>
+        </w:rPr>
+        <w:t>한경협과 국회(김석기 의원)에서 외국인 관광객의 서울 편중을 지적하며 지역관광은 방문객 수가 아닌 체류일수·소비액 중심으로 성과지표를 바꿔야 한다는 주장이 나왔습니다. 경기도 관광정책의 현재 성과지표는 무엇이며, 체류·소비 중심 지표 도입을 검토하고 있습니까?</w:t>
+      </w:r>
+    </w:p>
+    <w:p>
+      <w:pPr>
+        <w:spacing w:after="0" w:before="0" w:line="324" w:lineRule="auto"/>
+        <w:ind w:left="454"/>
+      </w:pPr>
+      <w:r>
+        <w:rPr>
+          <w:rFonts w:ascii="맑은 고딕" w:hAnsi="맑은 고딕" w:eastAsia="맑은 고딕"/>
+          <w:b w:val="0"/>
+          <w:color w:val="6B7280"/>
+          <w:sz w:val="19"/>
+        </w:rPr>
+        <w:t>· 배경: 한경협·김석기 의원(국회 문체위) 2026.9.22 보도</w:t>
+      </w:r>
+    </w:p>
+    <w:p>
+      <w:pPr>
+        <w:spacing w:after="0" w:before="0" w:line="324" w:lineRule="auto"/>
+        <w:ind w:left="454"/>
+      </w:pPr>
+      <w:r>
+        <w:rPr>
+          <w:rFonts w:ascii="맑은 고딕" w:hAnsi="맑은 고딕" w:eastAsia="맑은 고딕"/>
+          <w:b w:val="0"/>
+          <w:color w:val="6B7280"/>
+          <w:sz w:val="19"/>
+        </w:rPr>
+        <w:t>· 관련 자료요구: 관광산업-4</w:t>
+      </w:r>
+    </w:p>
+    <w:p>
+      <w:pPr>
+        <w:spacing w:after="60" w:before="0" w:line="324" w:lineRule="auto"/>
+      </w:pPr>
+    </w:p>
+    <w:p>
+      <w:pPr>
         <w:spacing w:after="40" w:before="0" w:line="324" w:lineRule="auto"/>
       </w:pPr>
       <w:r>
@@ -608,6 +679,53 @@
           <w:sz w:val="20"/>
         </w:rPr>
         <w:t>- 관광공사 재무 영향 분석</w:t>
+      </w:r>
+    </w:p>
+    <w:p>
+      <w:pPr>
+        <w:spacing w:after="40" w:before="0" w:line="324" w:lineRule="auto"/>
+      </w:pPr>
+    </w:p>
+    <w:p>
+      <w:pPr>
+        <w:spacing w:after="0" w:before="0" w:line="324" w:lineRule="auto"/>
+        <w:ind w:left="113"/>
+      </w:pPr>
+      <w:r>
+        <w:rPr>
+          <w:rFonts w:ascii="맑은 고딕" w:hAnsi="맑은 고딕" w:eastAsia="맑은 고딕"/>
+          <w:b/>
+          <w:sz w:val="21"/>
+        </w:rPr>
+        <w:t>[관광산업-4] ∘ 경기도 관광 성과지표 현황 및 개편 검토</w:t>
+      </w:r>
+    </w:p>
+    <w:p>
+      <w:pPr>
+        <w:spacing w:after="0" w:before="0" w:line="324" w:lineRule="auto"/>
+        <w:ind w:left="510"/>
+      </w:pPr>
+      <w:r>
+        <w:rPr>
+          <w:rFonts w:ascii="맑은 고딕" w:hAnsi="맑은 고딕" w:eastAsia="맑은 고딕"/>
+          <w:b w:val="0"/>
+          <w:sz w:val="20"/>
+        </w:rPr>
+        <w:t>- 최근 3년 관광정책 성과지표(방문객수·체류일수·소비액 등) 관리 현황</w:t>
+      </w:r>
+    </w:p>
+    <w:p>
+      <w:pPr>
+        <w:spacing w:after="0" w:before="0" w:line="324" w:lineRule="auto"/>
+        <w:ind w:left="510"/>
+      </w:pPr>
+      <w:r>
+        <w:rPr>
+          <w:rFonts w:ascii="맑은 고딕" w:hAnsi="맑은 고딕" w:eastAsia="맑은 고딕"/>
+          <w:b w:val="0"/>
+          <w:sz w:val="20"/>
+        </w:rPr>
+        <w:t>- 체류·소비 중심 지표 도입 검토 여부</w:t>
       </w:r>
     </w:p>
     <w:p>

--- a/문서/기관별/질의서_관광산업과.docx
+++ b/문서/기관별/질의서_관광산업과.docx
@@ -44,7 +44,7 @@
           <w:color w:val="6B7280"/>
           <w:sz w:val="20"/>
         </w:rPr>
-        <w:t>2026년 행정사무감사 · 작성 2026. 09. 23.</w:t>
+        <w:t>2026년 행정사무감사 · 작성 2026. 09. 28.</w:t>
       </w:r>
     </w:p>
     <w:p>

--- a/문서/기관별/질의서_관광산업과.docx
+++ b/문서/기관별/질의서_관광산업과.docx
@@ -44,7 +44,7 @@
           <w:color w:val="6B7280"/>
           <w:sz w:val="20"/>
         </w:rPr>
-        <w:t>2026년 행정사무감사 · 작성 2026. 09. 28.</w:t>
+        <w:t>2026년 행정사무감사 · 작성 2026. 10. 01.</w:t>
       </w:r>
     </w:p>
     <w:p>
@@ -533,6 +533,77 @@
     </w:p>
     <w:p>
       <w:pPr>
+        <w:spacing w:after="20" w:before="0" w:line="324" w:lineRule="auto"/>
+        <w:ind w:left="113"/>
+      </w:pPr>
+      <w:r>
+        <w:rPr>
+          <w:rFonts w:ascii="맑은 고딕" w:hAnsi="맑은 고딕" w:eastAsia="맑은 고딕"/>
+          <w:b/>
+          <w:sz w:val="21"/>
+        </w:rPr>
+        <w:t xml:space="preserve">7. </w:t>
+      </w:r>
+      <w:r>
+        <w:rPr>
+          <w:rFonts w:ascii="맑은 고딕" w:hAnsi="맑은 고딕" w:eastAsia="맑은 고딕"/>
+          <w:b/>
+          <w:sz w:val="21"/>
+        </w:rPr>
+        <w:t>도내 야영장 안전점검 후속조치</w:t>
+      </w:r>
+    </w:p>
+    <w:p>
+      <w:pPr>
+        <w:spacing w:after="20" w:before="0" w:line="324" w:lineRule="auto"/>
+        <w:ind w:left="454"/>
+      </w:pPr>
+      <w:r>
+        <w:rPr>
+          <w:rFonts w:ascii="맑은 고딕" w:hAnsi="맑은 고딕" w:eastAsia="맑은 고딕"/>
+          <w:b w:val="0"/>
+          <w:sz w:val="21"/>
+        </w:rPr>
+        <w:t>충남 부여군은 야영장 안전 위반 23건 중 22건을 확인하고도 조치하지 않았다는 지적을 받았습니다. 경기도와 시군의 야영장 안전점검에서 적발된 위반 건수와 행정처분·시정 완료율은 얼마이며, 도는 시군의 후속조치 이행을 어떻게 확인합니까?</w:t>
+      </w:r>
+    </w:p>
+    <w:p>
+      <w:pPr>
+        <w:spacing w:after="0" w:before="0" w:line="324" w:lineRule="auto"/>
+        <w:ind w:left="454"/>
+      </w:pPr>
+      <w:r>
+        <w:rPr>
+          <w:rFonts w:ascii="맑은 고딕" w:hAnsi="맑은 고딕" w:eastAsia="맑은 고딕"/>
+          <w:b w:val="0"/>
+          <w:color w:val="6B7280"/>
+          <w:sz w:val="19"/>
+        </w:rPr>
+        <w:t>· 배경: 부여군 야영장 위반 23건 중 22건 미조치 보도(재경일보 등 2026.10.1)</w:t>
+      </w:r>
+    </w:p>
+    <w:p>
+      <w:pPr>
+        <w:spacing w:after="0" w:before="0" w:line="324" w:lineRule="auto"/>
+        <w:ind w:left="454"/>
+      </w:pPr>
+      <w:r>
+        <w:rPr>
+          <w:rFonts w:ascii="맑은 고딕" w:hAnsi="맑은 고딕" w:eastAsia="맑은 고딕"/>
+          <w:b w:val="0"/>
+          <w:color w:val="6B7280"/>
+          <w:sz w:val="19"/>
+        </w:rPr>
+        <w:t>· 관련 자료요구: 관광산업-5</w:t>
+      </w:r>
+    </w:p>
+    <w:p>
+      <w:pPr>
+        <w:spacing w:after="60" w:before="0" w:line="324" w:lineRule="auto"/>
+      </w:pPr>
+    </w:p>
+    <w:p>
+      <w:pPr>
         <w:spacing w:after="40" w:before="0" w:line="324" w:lineRule="auto"/>
       </w:pPr>
       <w:r>
@@ -726,6 +797,81 @@
           <w:sz w:val="20"/>
         </w:rPr>
         <w:t>- 체류·소비 중심 지표 도입 검토 여부</w:t>
+      </w:r>
+    </w:p>
+    <w:p>
+      <w:pPr>
+        <w:spacing w:after="40" w:before="0" w:line="324" w:lineRule="auto"/>
+      </w:pPr>
+    </w:p>
+    <w:p>
+      <w:pPr>
+        <w:spacing w:after="0" w:before="0" w:line="324" w:lineRule="auto"/>
+        <w:ind w:left="113"/>
+      </w:pPr>
+      <w:r>
+        <w:rPr>
+          <w:rFonts w:ascii="맑은 고딕" w:hAnsi="맑은 고딕" w:eastAsia="맑은 고딕"/>
+          <w:b/>
+          <w:sz w:val="21"/>
+        </w:rPr>
+        <w:t>[관광산업-5] ∘ 도내 야영장 안전점검 및 후속조치 현황(2024~2026.9.)</w:t>
+      </w:r>
+    </w:p>
+    <w:p>
+      <w:pPr>
+        <w:spacing w:after="0" w:before="0" w:line="324" w:lineRule="auto"/>
+        <w:ind w:left="510"/>
+      </w:pPr>
+      <w:r>
+        <w:rPr>
+          <w:rFonts w:ascii="맑은 고딕" w:hAnsi="맑은 고딕" w:eastAsia="맑은 고딕"/>
+          <w:b w:val="0"/>
+          <w:sz w:val="20"/>
+        </w:rPr>
+        <w:t>- 시군별 등록 야영장 수</w:t>
+      </w:r>
+    </w:p>
+    <w:p>
+      <w:pPr>
+        <w:spacing w:after="0" w:before="0" w:line="324" w:lineRule="auto"/>
+        <w:ind w:left="510"/>
+      </w:pPr>
+      <w:r>
+        <w:rPr>
+          <w:rFonts w:ascii="맑은 고딕" w:hAnsi="맑은 고딕" w:eastAsia="맑은 고딕"/>
+          <w:b w:val="0"/>
+          <w:sz w:val="20"/>
+        </w:rPr>
+        <w:t>- 안전점검 실시 및 위반 적발 건수</w:t>
+      </w:r>
+    </w:p>
+    <w:p>
+      <w:pPr>
+        <w:spacing w:after="0" w:before="0" w:line="324" w:lineRule="auto"/>
+        <w:ind w:left="510"/>
+      </w:pPr>
+      <w:r>
+        <w:rPr>
+          <w:rFonts w:ascii="맑은 고딕" w:hAnsi="맑은 고딕" w:eastAsia="맑은 고딕"/>
+          <w:b w:val="0"/>
+          <w:sz w:val="20"/>
+        </w:rPr>
+        <w:t>- 행정처분·시정명령 및 이행 완료 현황</w:t>
+      </w:r>
+    </w:p>
+    <w:p>
+      <w:pPr>
+        <w:spacing w:after="0" w:before="0" w:line="324" w:lineRule="auto"/>
+        <w:ind w:left="510"/>
+      </w:pPr>
+      <w:r>
+        <w:rPr>
+          <w:rFonts w:ascii="맑은 고딕" w:hAnsi="맑은 고딕" w:eastAsia="맑은 고딕"/>
+          <w:b w:val="0"/>
+          <w:sz w:val="20"/>
+        </w:rPr>
+        <w:t>- 미등록 야영장 단속 실적</w:t>
       </w:r>
     </w:p>
     <w:p>

--- a/문서/기관별/질의서_관광산업과.docx
+++ b/문서/기관별/질의서_관광산업과.docx
@@ -44,7 +44,7 @@
           <w:color w:val="6B7280"/>
           <w:sz w:val="20"/>
         </w:rPr>
-        <w:t>2026년 행정사무감사 · 작성 2026. 10. 01.</w:t>
+        <w:t>2026년 행정사무감사 · 작성 2026. 10. 02.</w:t>
       </w:r>
     </w:p>
     <w:p>

--- a/문서/기관별/질의서_관광산업과.docx
+++ b/문서/기관별/질의서_관광산업과.docx
@@ -44,7 +44,7 @@
           <w:color w:val="6B7280"/>
           <w:sz w:val="20"/>
         </w:rPr>
-        <w:t>2026년 행정사무감사 · 작성 2026. 10. 02.</w:t>
+        <w:t>2026년 행정사무감사 · 작성 2026. 10. 19.</w:t>
       </w:r>
     </w:p>
     <w:p>
@@ -604,6 +604,62 @@
     </w:p>
     <w:p>
       <w:pPr>
+        <w:spacing w:after="20" w:before="0" w:line="324" w:lineRule="auto"/>
+        <w:ind w:left="113"/>
+      </w:pPr>
+      <w:r>
+        <w:rPr>
+          <w:rFonts w:ascii="맑은 고딕" w:hAnsi="맑은 고딕" w:eastAsia="맑은 고딕"/>
+          <w:b/>
+          <w:sz w:val="21"/>
+        </w:rPr>
+        <w:t xml:space="preserve">8. </w:t>
+      </w:r>
+      <w:r>
+        <w:rPr>
+          <w:rFonts w:ascii="맑은 고딕" w:hAnsi="맑은 고딕" w:eastAsia="맑은 고딕"/>
+          <w:b/>
+          <w:sz w:val="21"/>
+        </w:rPr>
+        <w:t>미등록 야영장·불법 숙박 단속</w:t>
+      </w:r>
+    </w:p>
+    <w:p>
+      <w:pPr>
+        <w:spacing w:after="20" w:before="0" w:line="324" w:lineRule="auto"/>
+        <w:ind w:left="454"/>
+      </w:pPr>
+      <w:r>
+        <w:rPr>
+          <w:rFonts w:ascii="맑은 고딕" w:hAnsi="맑은 고딕" w:eastAsia="맑은 고딕"/>
+          <w:b w:val="0"/>
+          <w:sz w:val="21"/>
+        </w:rPr>
+        <w:t>경남은 가을 행락철을 앞두고 특별사법경찰을 투입해 미등록 야영장 불법영업을 집중 단속했습니다. 경기도는 도내 야영장 중 미등록 업소를 몇 곳으로 파악하고 있고, 최근 3년 단속·고발 실적은 어떻습니까? 2025년 행감에서 지적된 야영장 안전관리 위반 미조치 건은 지금 어떻게 정리됐습니까?</w:t>
+      </w:r>
+    </w:p>
+    <w:p>
+      <w:pPr>
+        <w:spacing w:after="0" w:before="0" w:line="324" w:lineRule="auto"/>
+        <w:ind w:left="454"/>
+      </w:pPr>
+      <w:r>
+        <w:rPr>
+          <w:rFonts w:ascii="맑은 고딕" w:hAnsi="맑은 고딕" w:eastAsia="맑은 고딕"/>
+          <w:b w:val="0"/>
+          <w:color w:val="6B7280"/>
+          <w:sz w:val="19"/>
+        </w:rPr>
+        <w:t>· 배경: 경남 특사경 미등록 야영장 집중단속(2026.10.15)</w:t>
+      </w:r>
+    </w:p>
+    <w:p>
+      <w:pPr>
+        <w:spacing w:after="60" w:before="0" w:line="324" w:lineRule="auto"/>
+      </w:pPr>
+    </w:p>
+    <w:p>
+      <w:pPr>
         <w:spacing w:after="40" w:before="0" w:line="324" w:lineRule="auto"/>
       </w:pPr>
       <w:r>
